--- a/results/manuscript/csda_submission/title_page_csda_v1.docx
+++ b/results/manuscript/csda_submission/title_page_csda_v1.docx
@@ -53,12 +53,12 @@
     </w:p>
     <w:p>
       <w:r>
-        <w:t>Number of tables: 4</w:t>
+        <w:t>Number of tables: 5</w:t>
       </w:r>
     </w:p>
     <w:p>
       <w:r>
-        <w:t>Word count: Abstract 191; Main text 3754 (excluding references, tables and figures)</w:t>
+        <w:t>Word count: Abstract 226; Main text 4062 (excluding references, tables and figures)</w:t>
       </w:r>
     </w:p>
     <w:p/>

--- a/results/manuscript/csda_submission/title_page_csda_v1.docx
+++ b/results/manuscript/csda_submission/title_page_csda_v1.docx
@@ -58,7 +58,7 @@
     </w:p>
     <w:p>
       <w:r>
-        <w:t>Word count: Abstract 226; Main text 4062 (excluding references, tables and figures)</w:t>
+        <w:t>Word count: Abstract 226; Main text 4201 (excluding references, tables and figures)</w:t>
       </w:r>
     </w:p>
     <w:p/>

--- a/results/manuscript/csda_submission/title_page_csda_v1.docx
+++ b/results/manuscript/csda_submission/title_page_csda_v1.docx
@@ -58,7 +58,7 @@
     </w:p>
     <w:p>
       <w:r>
-        <w:t>Word count: Abstract 226; Main text 4201 (excluding references, tables and figures)</w:t>
+        <w:t>Word count: Abstract 226; Main text 4185 (excluding references, tables and figures)</w:t>
       </w:r>
     </w:p>
     <w:p/>

--- a/results/manuscript/csda_submission/title_page_csda_v1.docx
+++ b/results/manuscript/csda_submission/title_page_csda_v1.docx
@@ -8,7 +8,7 @@
         <w:jc w:val="center"/>
       </w:pPr>
       <w:r>
-        <w:t>Coherence diagnostics for hidden effect modification in individual participant data meta-analysis: IONE (Incoherence-Oriented Neutralisation and Extraction) and a simulation benchmark of stratification approaches</w:t>
+        <w:t>IONE: Coherence diagnostics for hidden effect modification in individual participant data meta-analysis</w:t>
       </w:r>
     </w:p>
     <w:p/>
@@ -58,7 +58,7 @@
     </w:p>
     <w:p>
       <w:r>
-        <w:t>Word count: Abstract 226; Main text 4185 (excluding references, tables and figures)</w:t>
+        <w:t>Word count: Abstract 226; Main text 4392 (excluding references, tables and figures)</w:t>
       </w:r>
     </w:p>
     <w:p/>

--- a/results/manuscript/csda_submission/title_page_csda_v1.docx
+++ b/results/manuscript/csda_submission/title_page_csda_v1.docx
@@ -58,7 +58,7 @@
     </w:p>
     <w:p>
       <w:r>
-        <w:t>Word count: Abstract 226; Main text 4392 (excluding references, tables and figures)</w:t>
+        <w:t>Word count: Abstract 226; Main text 4415 (excluding references, tables and figures)</w:t>
       </w:r>
     </w:p>
     <w:p/>
